--- a/PRODUCTS/12-helix-shop.docx
+++ b/PRODUCTS/12-helix-shop.docx
@@ -2704,12 +2704,173 @@
         <w:t xml:space="preserve"> </w:t>
       </w:r>
       <w:r>
-        <w:t xml:space="preserve">שנפתחת מותנית-entitlement על אותו Supabase. שיחת קונה → contact/deal, לא מערכת נפרדת.</w:t>
-      </w:r>
-    </w:p>
-    <w:p>
-      <w:pPr>
-        <w:pStyle w:val="BodyText"/>
+        <w:t xml:space="preserve">שנפתחת מותנית-entitlement. שיחת קונה → contact/deal, לא מערכת נפרדת.</w:t>
+      </w:r>
+    </w:p>
+    <w:p>
+      <w:pPr>
+        <w:pStyle w:val="BlockText"/>
+      </w:pPr>
+      <w:r>
+        <w:rPr>
+          <w:b/>
+          <w:bCs/>
+        </w:rPr>
+        <w:t xml:space="preserve">🆕 שכבת CHIEF pluggable (2026-08-13, חשוב):</w:t>
+      </w:r>
+      <w:r>
+        <w:t xml:space="preserve"> </w:t>
+      </w:r>
+      <w:r>
+        <w:t xml:space="preserve">SHOP מדבר</w:t>
+      </w:r>
+      <w:r>
+        <w:t xml:space="preserve"> </w:t>
+      </w:r>
+      <w:r>
+        <w:rPr>
+          <w:b/>
+          <w:bCs/>
+        </w:rPr>
+        <w:t xml:space="preserve">רק</w:t>
+      </w:r>
+      <w:r>
+        <w:t xml:space="preserve"> </w:t>
+      </w:r>
+      <w:r>
+        <w:t xml:space="preserve">עם שכבת CHIEF (</w:t>
+      </w:r>
+      <w:r>
+        <w:rPr>
+          <w:rStyle w:val="VerbatimChar"/>
+        </w:rPr>
+        <w:t xml:space="preserve">@helix/chief</w:t>
+      </w:r>
+      <w:r>
+        <w:t xml:space="preserve">),</w:t>
+      </w:r>
+      <w:r>
+        <w:t xml:space="preserve"> </w:t>
+      </w:r>
+      <w:r>
+        <w:rPr>
+          <w:b/>
+          <w:bCs/>
+        </w:rPr>
+        <w:t xml:space="preserve">לא</w:t>
+      </w:r>
+      <w:r>
+        <w:t xml:space="preserve"> </w:t>
+      </w:r>
+      <w:r>
+        <w:t xml:space="preserve">ישירות עם CRM. שתי שכבות נפרדות:</w:t>
+      </w:r>
+      <w:r>
+        <w:t xml:space="preserve"> </w:t>
+      </w:r>
+      <w:r>
+        <w:t xml:space="preserve">-</w:t>
+      </w:r>
+      <w:r>
+        <w:t xml:space="preserve"> </w:t>
+      </w:r>
+      <w:r>
+        <w:rPr>
+          <w:b/>
+          <w:bCs/>
+        </w:rPr>
+        <w:t xml:space="preserve">SharedMemory</w:t>
+      </w:r>
+      <w:r>
+        <w:t xml:space="preserve"> </w:t>
+      </w:r>
+      <w:r>
+        <w:t xml:space="preserve">— ה-state הפנימי של האייג’נטים (write-back §4b).</w:t>
+      </w:r>
+      <w:r>
+        <w:t xml:space="preserve"> </w:t>
+      </w:r>
+      <w:r>
+        <w:rPr>
+          <w:b/>
+          <w:bCs/>
+        </w:rPr>
+        <w:t xml:space="preserve">תמיד Supabase של HELIX.</w:t>
+      </w:r>
+      <w:r>
+        <w:t xml:space="preserve"> </w:t>
+      </w:r>
+      <w:r>
+        <w:t xml:space="preserve">-</w:t>
+      </w:r>
+      <w:r>
+        <w:t xml:space="preserve"> </w:t>
+      </w:r>
+      <w:r>
+        <w:rPr>
+          <w:b/>
+          <w:bCs/>
+        </w:rPr>
+        <w:t xml:space="preserve">CrmProvider (pluggable)</w:t>
+      </w:r>
+      <w:r>
+        <w:t xml:space="preserve"> </w:t>
+      </w:r>
+      <w:r>
+        <w:t xml:space="preserve">— ה-CRM-של-רשומה. ברירת-מחדל = ה-CRM החינם של HELIX; אבל לקוח עם CRM משלו (</w:t>
+      </w:r>
+      <w:r>
+        <w:rPr>
+          <w:b/>
+          <w:bCs/>
+        </w:rPr>
+        <w:t xml:space="preserve">HubSpot/Salesforce/Pipedrive</w:t>
+      </w:r>
+      <w:r>
+        <w:t xml:space="preserve">) → CHIEF מנתב לשם דרך connector.</w:t>
+      </w:r>
+      <w:r>
+        <w:t xml:space="preserve"> </w:t>
+      </w:r>
+      <w:r>
+        <w:rPr>
+          <w:b/>
+          <w:bCs/>
+        </w:rPr>
+        <w:t xml:space="preserve">קוד ה-SHOP זהה בשני המקרים.</w:t>
+      </w:r>
+      <w:r>
+        <w:t xml:space="preserve"> </w:t>
+      </w:r>
+      <w:r>
+        <w:t xml:space="preserve">זה גם פיצ’ר-מכירה (</w:t>
+      </w:r>
+      <w:r>
+        <w:t xml:space="preserve">“עובד עם ה-CRM שכבר יש לך”</w:t>
+      </w:r>
+      <w:r>
+        <w:t xml:space="preserve">) וגם השכבה שמשרתת את</w:t>
+      </w:r>
+      <w:r>
+        <w:t xml:space="preserve"> </w:t>
+      </w:r>
+      <w:r>
+        <w:rPr>
+          <w:b/>
+          <w:bCs/>
+        </w:rPr>
+        <w:t xml:space="preserve">כל</w:t>
+      </w:r>
+      <w:r>
+        <w:t xml:space="preserve"> </w:t>
+      </w:r>
+      <w:r>
+        <w:t xml:space="preserve">מוצרי HELIX (SDR/OPS) באותה צורה.</w:t>
+      </w:r>
+    </w:p>
+    <w:p>
+      <w:pPr>
+        <w:pStyle w:val="FirstParagraph"/>
       </w:pPr>
       <w:r>
         <w:rPr>

--- a/PRODUCTS/12-helix-shop.docx
+++ b/PRODUCTS/12-helix-shop.docx
@@ -4803,6 +4803,63 @@
     </w:p>
     <w:bookmarkEnd w:id="47"/>
     <w:bookmarkEnd w:id="48"/>
+    <w:p>
+      <w:pPr>
+        <w:pStyle w:val="Heading1"/>
+      </w:pPr>
+      <w:r>
+        <w:t>הצוות (Agent Cast)</w:t>
+      </w:r>
+    </w:p>
+    <w:p>
+      <w:r>
+        <w:t>הצוות שעובד בשבילך — מחלקה של סוכנים, כל אחד עם תפקיד, עם מבקר שבודק את העבודה לפני שהיא יוצאת:</w:t>
+      </w:r>
+    </w:p>
+    <w:p>
+      <w:r>
+        <w:rPr>
+          <w:b/>
+        </w:rPr>
+        <w:t xml:space="preserve">•  עמנואל — מומחה המוצר: </w:t>
+      </w:r>
+      <w:r>
+        <w:t>שולף מהקטלוג עובדות בלבד.</w:t>
+      </w:r>
+    </w:p>
+    <w:p>
+      <w:r>
+        <w:rPr>
+          <w:b/>
+        </w:rPr>
+        <w:t xml:space="preserve">•  דן — המוכר: </w:t>
+      </w:r>
+      <w:r>
+        <w:t>עונה, ממליץ ומוסיף לעגלה.</w:t>
+      </w:r>
+    </w:p>
+    <w:p>
+      <w:r>
+        <w:rPr>
+          <w:b/>
+        </w:rPr>
+        <w:t xml:space="preserve">•  אלון — בודק העובדות: </w:t>
+      </w:r>
+      <w:r>
+        <w:t>מוודא שכל מחיר ומלאי קיימים לפני שליחה.</w:t>
+      </w:r>
+    </w:p>
+    <w:p>
+      <w:r>
+        <w:rPr>
+          <w:b/>
+        </w:rPr>
+        <w:t xml:space="preserve">•  CHIEF — המנהל: </w:t>
+      </w:r>
+      <w:r>
+        <w:t>מתאם בין הצוות.</w:t>
+      </w:r>
+    </w:p>
     <w:sectPr>
       <w:footnotePr>
         <w:numRestart w:val="eachSect"/>
